--- a/Отчёт о нагрузочном((Приложение_Б)Алексутин).docx
+++ b/Отчёт о нагрузочном((Приложение_Б)Алексутин).docx
@@ -517,7 +517,7 @@
           <w:sz w:val="28"/>
           <w:szCs w:val="28"/>
         </w:rPr>
-        <w:t>Итерация №3: Пиковая нагрузка (Стресс-тест)</w:t>
+        <w:t xml:space="preserve">Итерация №3: Пиковая нагрузка </w:t>
       </w:r>
     </w:p>
     <w:p>
